--- a/作成中事業計画書/新20261001【更新版】作成中【参考様式】事業計画書（その１その２）第8回フォーマット.docx
+++ b/作成中事業計画書/新20261001【更新版】作成中【参考様式】事業計画書（その１その２）第8回フォーマット.docx
@@ -6351,7 +6351,7 @@
                 <w:rFonts w:ascii="BIZ UDPゴシック" w:eastAsia="BIZ UDPゴシック" w:hAnsi="BIZ UDPゴシック" w:cs="BIZ UDPゴシック"/>
                 <w:sz w:val="20"/>
               </w:rPr>
-              <w:t>この1名を欠けば、製袋機（150袋／分）以降の全工程が止まる。この手投入の拘束が</w:t>
+              <w:t xml:space="preserve">この1名を欠けば、製袋機（150袋／分）以降の全工程が止まり、休憩・欠員時の供給待ちで1日約30分の停止も生じている。この手投入の拘束が</w:t>
             </w:r>
             <w:r>
               <w:rPr>
@@ -12001,7 +12001,7 @@
                 <w:color w:val="404040"/>
                 <w:sz w:val="18"/>
               </w:rPr>
-              <w:t>※導入後の時間は、1品種の日（15万袋）と2品種の日（10万袋）の単純平均である（両者は年245稼働日の約半分ずつ）。詰め250分／168分→209分、装填・入替18分／12分→15分、型替え0分／14分→7分（予備パレットは形状別に使い分け、型替えは機内25枚のみ）。</w:t>
+              <w:t xml:space="preserve">※導入後の時間は、1品種の日（15万袋）と2品種の日（10万袋）の単純平均である（両者は年245稼働日の約半分ずつ）。詰め250分／168分→209分、装填・入替18分／12分→15分、型替え0分／14分（形状が変わるのは2品種の日の半数、1回28分）→7分（予備パレットは形状別に保有し、型替えは機内25枚のみ）。</w:t>
             </w:r>
           </w:p>
           <w:p>
@@ -21017,7 +21017,7 @@
                 <w:rFonts w:ascii="BIZ UDPゴシック" w:eastAsia="BIZ UDPゴシック" w:hAnsi="BIZ UDPゴシック" w:cs="BIZ UDPゴシック"/>
                 <w:sz w:val="20"/>
               </w:rPr>
-              <w:t>・2029年3月期（1年目）：停止の解消と土曜稼働の余地で断った案件の約半分を受注し、価格転嫁等とあわせ売上+4.0%（+460百万円）。労務費の抑制と価格転嫁で原価率を0.25pt改善し、本設備の償却が始まる。</w:t>
+              <w:t xml:space="preserve">・2029年3月期（1年目）：停止の解消と土曜稼働の余地で断った案件の約半分を受注し、価格転嫁等とあわせ売上+4.0%（+460百万円）。ODM比率の小幅な向上・価格転嫁・労務費の抑制で原価率を0.25pt改善し、本設備の償却が始まる。</w:t>
             </w:r>
           </w:p>
           <w:p>
@@ -21131,7 +21131,7 @@
                 <w:rFonts w:ascii="BIZ UDPゴシック" w:eastAsia="BIZ UDPゴシック" w:hAnsi="BIZ UDPゴシック" w:cs="BIZ UDPゴシック"/>
                 <w:sz w:val="20"/>
               </w:rPr>
-              <w:t>Gラインは生産の余力が小さく、直近では年800万袋×50円（約4億円）規模の案件を断った。本装置は製袋機の能力を上げないが、(a)休憩・欠員時の供給待ちによる停止（1日約30分≒年約110万袋）がなくなり、(b)製袋室が少人数で回るため土曜稼働を月2日追加できる（年360万袋）。計約470万袋の余地で1年目は同案件の約半分（年400万袋≒約2億円）を受注し、(c)増収の残りは全社の価格転嫁（+1.5%≒約1.7億円）と既存顧客の増量（約0.9億円）である。</w:t>
+              <w:t xml:space="preserve">Gラインは生産の余力が小さく、直近では年800万袋×50円（約4億円）規模の案件を断った。本装置は製袋機の能力を上げないが、(a)休憩・欠員時の供給待ちによる停止（1日約30分≒年約110万袋）がなくなり、(b)製袋室が少人数で回るため土曜稼働を月2日追加できる（年360万袋。平日と同じ3シフトで稼働し、休日出勤の費用は人件費の計画内で吸収する）。計約470万袋の余地で1年目は同案件の約半分（年400万袋≒約2億円）を受注し、(c)増収の残りは全社の価格転嫁（+1.5%≒約1.7億円）と既存顧客の増量（約0.9億円）である。</w:t>
             </w:r>
           </w:p>
           <w:p>
@@ -21247,7 +21247,7 @@
                 <w:rFonts w:ascii="BIZ UDPゴシック" w:eastAsia="BIZ UDPゴシック" w:hAnsi="BIZ UDPゴシック" w:cs="BIZ UDPゴシック"/>
                 <w:sz w:val="20"/>
               </w:rPr>
-              <w:t>・改善の内訳：ODM売上比率を約10%→3年目約14.5%（年+1.5pt）に高め、OEMとの粗利率差（約20pt。例：売価56円／原価44円）で年+0.30pt、価格転嫁で+0.05pt、労務費の抑制で1年目+0.07pt。賃上げによる労務費率の上昇（年−0.06〜−0.09pt）を引いても0.25pt以上あり、計画は保守的に年0.25ptとした。</w:t>
+              <w:t xml:space="preserve">・改善の内訳：ODM売上比率を約10%→3年目約14.5%に高める。1年目は既存の開発体制で+1.2pt、社員を再配置する2・3年目は各+1.65ptとし、OEMとの粗利率差（約20pt。例：売価56円／原価44円）で1年目+0.24pt・2・3年目各+0.33pt。これに価格転嫁で年+0.05pt、労務費の抑制で1年目+0.07ptを加え、賃上げによる労務費率の上昇（年−0.06〜−0.09pt）を引いても各年0.25pt以上あり、計画は保守的に年0.25ptとした。</w:t>
             </w:r>
           </w:p>
           <w:p>
@@ -21578,7 +21578,7 @@
                 <w:rFonts w:ascii="BIZ UDPゴシック" w:eastAsia="BIZ UDPゴシック" w:hAnsi="BIZ UDPゴシック" w:cs="BIZ UDPゴシック"/>
                 <w:sz w:val="20"/>
               </w:rPr>
-              <w:t>事業責任者の社長の下、統括責任者の沖野が現場（生産部）と財務・事務（経営統括本部）を束ね、月次で社長へ報告する。</w:t>
+              <w:t xml:space="preserve">事業責任者の社長の下、統括責任者の沖野が、現場（生産部）と財務・事務管理責任者の山崎（経営統括本部）と連携して事業を進め、月次で社長へ報告する。</w:t>
             </w:r>
           </w:p>
         </w:tc>
